--- a/course-content/2. Scripts/Script_4_1_The_Ralph_Loop_Self_Improving_Agents.docx
+++ b/course-content/2. Scripts/Script_4_1_The_Ralph_Loop_Self_Improving_Agents.docx
@@ -93,7 +93,7 @@
                 <w:sz w:val="20"/>
                 <w:szCs w:val="20"/>
               </w:rPr>
-              <w:t xml:space="preserve">After watching this video, the learner will be able to implement the RALPH pattern for autonomous agent iteration with persistent memory.</w:t>
+              <w:t xml:space="preserve">After watching this video, the learner will be able to set up and run the Ralph autonomous agent loop using the snarktank/ralph open-source tool.</w:t>
             </w:r>
           </w:p>
         </w:tc>
@@ -160,7 +160,7 @@
                 <w:sz w:val="20"/>
                 <w:szCs w:val="20"/>
               </w:rPr>
-              <w:t xml:space="preserve">1 - RALPH: Request, Act, Log, Persist, Handle-next</w:t>
+              <w:t xml:space="preserve">1 - Ralph (snarktank/ralph) is an open-source bash loop that spawns fresh AI instances per iteration</w:t>
             </w:r>
           </w:p>
           <w:p>
@@ -170,7 +170,7 @@
                 <w:sz w:val="20"/>
                 <w:szCs w:val="20"/>
               </w:rPr>
-              <w:t xml:space="preserve">2 - The agent iterates autonomously until tests pass, logging learnings in AGENTS.md</w:t>
+              <w:t xml:space="preserve">2 - The workflow: PRD → prd.json user stories → ralph.sh loops until all stories pass</w:t>
             </w:r>
           </w:p>
           <w:p>
@@ -180,7 +180,7 @@
                 <w:sz w:val="20"/>
                 <w:szCs w:val="20"/>
               </w:rPr>
-              <w:t xml:space="preserve">3 - AGENTS.md is persistent memory---each iteration builds on previous knowledge</w:t>
+              <w:t xml:space="preserve">3 - Memory persists via git history, progress.txt, and prd.json---not in-context</w:t>
             </w:r>
           </w:p>
           <w:p>
@@ -190,7 +190,7 @@
                 <w:sz w:val="20"/>
                 <w:szCs w:val="20"/>
               </w:rPr>
-              <w:t xml:space="preserve">4 - Tests are the acceptance criteria that drive autonomous loops</w:t>
+              <w:t xml:space="preserve">4 - Each iteration = fresh context. Right-sized stories are key---small enough for one context window</w:t>
             </w:r>
           </w:p>
         </w:tc>
@@ -350,20 +350,20 @@
           <w:sz w:val="22"/>
           <w:szCs w:val="22"/>
         </w:rPr>
-        <w:t xml:space="preserve">So far, you've been telling Claude what to do step by step. This chapter flips that. We're going to teach Claude to work autonomously---pick a task, implement it, verify it, learn from mistakes, and move on to the next task. All without your input.</w:t>
-      </w:r>
-    </w:p>
-    <w:p>
-      <w:pPr>
-        <w:spacing w:after="80" w:before="80"/>
-      </w:pPr>
-      <w:r>
-        <w:rPr>
-          <w:rFonts w:ascii="Arial" w:cs="Arial" w:eastAsia="Arial" w:hAnsi="Arial"/>
-          <w:sz w:val="22"/>
-          <w:szCs w:val="22"/>
-        </w:rPr>
-        <w:t xml:space="preserve">The RALPH Loop is the first pattern. RALPH stands for Request, Act, Log, Persist, Handle-next. Let me show you how it works.</w:t>
+        <w:t xml:space="preserve">So far, you’ve been telling Claude what to do step by step. This chapter flips that. We’re going to let an AI coding tool work completely autonomously---pick a task from a list, implement it, verify it, commit, learn from mistakes, and move on to the next task. All without your input.</w:t>
+      </w:r>
+    </w:p>
+    <w:p>
+      <w:pPr>
+        <w:spacing w:after="80" w:before="80"/>
+      </w:pPr>
+      <w:r>
+        <w:rPr>
+          <w:rFonts w:ascii="Arial" w:cs="Arial" w:eastAsia="Arial" w:hAnsi="Arial"/>
+          <w:sz w:val="22"/>
+          <w:szCs w:val="22"/>
+        </w:rPr>
+        <w:t xml:space="preserve">This is the Ralph pattern, based on Geoffrey Huntley’s original idea. There’s a great open-source implementation at github.com/snarktank/ralph that we’ll be using. Ralph is a bash script that runs Claude Code---or Amp---repeatedly in a loop. Each iteration is a fresh instance with clean context. Memory persists between iterations through git history, a progress.txt file, and a prd.json task list.</w:t>
       </w:r>
     </w:p>
     <w:p>
@@ -393,7 +393,20 @@
           <w:sz w:val="22"/>
           <w:szCs w:val="22"/>
         </w:rPr>
-        <w:t xml:space="preserve">I'm in the 4.1 demo clean directory. There's a spec file describing cursor-based pagination, and a test file with seven tests. But there's no implementation.</w:t>
+        <w:t xml:space="preserve">I’m in the 4.1 demo clean directory. I’ve already cloned the Ralph repo scripts into this project. Let me show you the three-step workflow.</w:t>
+      </w:r>
+    </w:p>
+    <w:p>
+      <w:pPr>
+        <w:spacing w:after="80" w:before="80"/>
+      </w:pPr>
+      <w:r>
+        <w:rPr>
+          <w:rFonts w:ascii="Arial" w:cs="Arial" w:eastAsia="Arial" w:hAnsi="Arial"/>
+          <w:sz w:val="22"/>
+          <w:szCs w:val="22"/>
+        </w:rPr>
+        <w:t xml:space="preserve">Step one: you write a PRD---a product requirements document---describing the feature you want. Ralph includes a skill that helps generate these, but you can also write one by hand.</w:t>
       </w:r>
     </w:p>
     <w:p>
@@ -410,20 +423,20 @@
           <w:sz w:val="22"/>
           <w:szCs w:val="22"/>
         </w:rPr>
-        <w:t xml:space="preserve">***[Action: Open src/pagination-spec.md]***</w:t>
-      </w:r>
-    </w:p>
-    <w:p>
-      <w:pPr>
-        <w:spacing w:after="80" w:before="80"/>
-      </w:pPr>
-      <w:r>
-        <w:rPr>
-          <w:rFonts w:ascii="Arial" w:cs="Arial" w:eastAsia="Arial" w:hAnsi="Arial"/>
-          <w:sz w:val="22"/>
-          <w:szCs w:val="22"/>
-        </w:rPr>
-        <w:t xml:space="preserve">The spec describes what we want: a generic pagination function that uses base64-encoded cursors, supports configurable page sizes, handles empty datasets, and returns next/previous cursor metadata.</w:t>
+        <w:t xml:space="preserve">***[Action: Open the PRD markdown file]***</w:t>
+      </w:r>
+    </w:p>
+    <w:p>
+      <w:pPr>
+        <w:spacing w:after="80" w:before="80"/>
+      </w:pPr>
+      <w:r>
+        <w:rPr>
+          <w:rFonts w:ascii="Arial" w:cs="Arial" w:eastAsia="Arial" w:hAnsi="Arial"/>
+          <w:sz w:val="22"/>
+          <w:szCs w:val="22"/>
+        </w:rPr>
+        <w:t xml:space="preserve">Step two: you convert the PRD into a prd.json file. This structures your requirements as user stories, each with acceptance criteria and a passes field set to false.</w:t>
       </w:r>
     </w:p>
     <w:p>
@@ -440,33 +453,33 @@
           <w:sz w:val="22"/>
           <w:szCs w:val="22"/>
         </w:rPr>
-        <w:t xml:space="preserve">***[Action: Open tests/pagination.test.ts]***</w:t>
-      </w:r>
-    </w:p>
-    <w:p>
-      <w:pPr>
-        <w:spacing w:after="80" w:before="80"/>
-      </w:pPr>
-      <w:r>
-        <w:rPr>
-          <w:rFonts w:ascii="Arial" w:cs="Arial" w:eastAsia="Arial" w:hAnsi="Arial"/>
-          <w:sz w:val="22"/>
-          <w:szCs w:val="22"/>
-        </w:rPr>
-        <w:t xml:space="preserve">Seven tests covering empty datasets, single pages, multi-page navigation, invalid cursors, and edge cases. These tests are the acceptance criteria.</w:t>
-      </w:r>
-    </w:p>
-    <w:p>
-      <w:pPr>
-        <w:spacing w:after="80" w:before="80"/>
-      </w:pPr>
-      <w:r>
-        <w:rPr>
-          <w:rFonts w:ascii="Arial" w:cs="Arial" w:eastAsia="Arial" w:hAnsi="Arial"/>
-          <w:sz w:val="22"/>
-          <w:szCs w:val="22"/>
-        </w:rPr>
-        <w:t xml:space="preserve">Now here's the key part. The spec tells Claude to use the RALPH pattern: implement, run tests, fix failures, log what you learned in AGENTS.md, and repeat until all tests pass.</w:t>
+        <w:t xml:space="preserve">***[Action: Open prd.json and show the user stories]***</w:t>
+      </w:r>
+    </w:p>
+    <w:p>
+      <w:pPr>
+        <w:spacing w:after="80" w:before="80"/>
+      </w:pPr>
+      <w:r>
+        <w:rPr>
+          <w:rFonts w:ascii="Arial" w:cs="Arial" w:eastAsia="Arial" w:hAnsi="Arial"/>
+          <w:sz w:val="22"/>
+          <w:szCs w:val="22"/>
+        </w:rPr>
+        <w:t xml:space="preserve">See how each story is small and self-contained? That’s critical. Each story needs to be small enough to complete in a single context window. If a task is too big, the AI runs out of context before finishing and produces poor code.</w:t>
+      </w:r>
+    </w:p>
+    <w:p>
+      <w:pPr>
+        <w:spacing w:after="80" w:before="80"/>
+      </w:pPr>
+      <w:r>
+        <w:rPr>
+          <w:rFonts w:ascii="Arial" w:cs="Arial" w:eastAsia="Arial" w:hAnsi="Arial"/>
+          <w:sz w:val="22"/>
+          <w:szCs w:val="22"/>
+        </w:rPr>
+        <w:t xml:space="preserve">Step three: run ralph.sh. Let’s go.</w:t>
       </w:r>
     </w:p>
     <w:p>
@@ -483,20 +496,20 @@
           <w:sz w:val="22"/>
           <w:szCs w:val="22"/>
         </w:rPr>
-        <w:t xml:space="preserve">***[Action: Run Claude Code with the spec]***</w:t>
-      </w:r>
-    </w:p>
-    <w:p>
-      <w:pPr>
-        <w:spacing w:after="80" w:before="80"/>
-      </w:pPr>
-      <w:r>
-        <w:rPr>
-          <w:rFonts w:ascii="Arial" w:cs="Arial" w:eastAsia="Arial" w:hAnsi="Arial"/>
-          <w:sz w:val="22"/>
-          <w:szCs w:val="22"/>
-        </w:rPr>
-        <w:t xml:space="preserve">Watch what happens. Claude reads the spec, writes a first implementation, runs the tests---and some fail. Now it reads the error, adjusts the implementation, runs tests again. Watch the bottom left---it's creating AGENTS.md.</w:t>
+        <w:t xml:space="preserve">***[Action: Run ./scripts/ralph/ralph.sh --tool claude]***</w:t>
+      </w:r>
+    </w:p>
+    <w:p>
+      <w:pPr>
+        <w:spacing w:after="80" w:before="80"/>
+      </w:pPr>
+      <w:r>
+        <w:rPr>
+          <w:rFonts w:ascii="Arial" w:cs="Arial" w:eastAsia="Arial" w:hAnsi="Arial"/>
+          <w:sz w:val="22"/>
+          <w:szCs w:val="22"/>
+        </w:rPr>
+        <w:t xml:space="preserve">Watch what happens. Ralph creates a feature branch, picks the highest priority story where passes is false, and spawns a fresh Claude Code instance to implement it. Claude implements the story, runs the quality checks---typecheck, tests---and if they pass, commits the work and marks that story as passes true in prd.json.</w:t>
       </w:r>
     </w:p>
     <w:p>
@@ -513,20 +526,20 @@
           <w:sz w:val="22"/>
           <w:szCs w:val="22"/>
         </w:rPr>
-        <w:t xml:space="preserve">***[Action: Let several RALPH cycles complete]***</w:t>
-      </w:r>
-    </w:p>
-    <w:p>
-      <w:pPr>
-        <w:spacing w:after="80" w:before="80"/>
-      </w:pPr>
-      <w:r>
-        <w:rPr>
-          <w:rFonts w:ascii="Arial" w:cs="Arial" w:eastAsia="Arial" w:hAnsi="Arial"/>
-          <w:sz w:val="22"/>
-          <w:szCs w:val="22"/>
-        </w:rPr>
-        <w:t xml:space="preserve">Let me open AGENTS.md while it's working.</w:t>
+        <w:t xml:space="preserve">***[Action: Let several Ralph iterations complete]***</w:t>
+      </w:r>
+    </w:p>
+    <w:p>
+      <w:pPr>
+        <w:spacing w:after="80" w:before="80"/>
+      </w:pPr>
+      <w:r>
+        <w:rPr>
+          <w:rFonts w:ascii="Arial" w:cs="Arial" w:eastAsia="Arial" w:hAnsi="Arial"/>
+          <w:sz w:val="22"/>
+          <w:szCs w:val="22"/>
+        </w:rPr>
+        <w:t xml:space="preserve">Let me open progress.txt while it’s working.</w:t>
       </w:r>
     </w:p>
     <w:p>
@@ -543,20 +556,20 @@
           <w:sz w:val="22"/>
           <w:szCs w:val="22"/>
         </w:rPr>
-        <w:t xml:space="preserve">***[Action: Open AGENTS.md]***</w:t>
-      </w:r>
-    </w:p>
-    <w:p>
-      <w:pPr>
-        <w:spacing w:after="80" w:before="80"/>
-      </w:pPr>
-      <w:r>
-        <w:rPr>
-          <w:rFonts w:ascii="Arial" w:cs="Arial" w:eastAsia="Arial" w:hAnsi="Arial"/>
-          <w:sz w:val="22"/>
-          <w:szCs w:val="22"/>
-        </w:rPr>
-        <w:t xml:space="preserve">Look at this. After the first cycle, it logged: "Base64 encoding needs to handle empty strings as edge case." After the second cycle: "Cursor should encode both the offset and page size for consistency." Each cycle, Claude reads its own previous notes and avoids repeating the same mistakes.</w:t>
+        <w:t xml:space="preserve">***[Action: Open progress.txt]***</w:t>
+      </w:r>
+    </w:p>
+    <w:p>
+      <w:pPr>
+        <w:spacing w:after="80" w:before="80"/>
+      </w:pPr>
+      <w:r>
+        <w:rPr>
+          <w:rFonts w:ascii="Arial" w:cs="Arial" w:eastAsia="Arial" w:hAnsi="Arial"/>
+          <w:sz w:val="22"/>
+          <w:szCs w:val="22"/>
+        </w:rPr>
+        <w:t xml:space="preserve">This is the append-only memory file. Each iteration writes learnings here---patterns discovered, gotchas found, conventions established. The next fresh Claude instance reads this and benefits from everything the previous instances learned. That’s the self-improving part.</w:t>
       </w:r>
     </w:p>
     <w:p>
@@ -573,20 +586,20 @@
           <w:sz w:val="22"/>
           <w:szCs w:val="22"/>
         </w:rPr>
-        <w:t xml:space="preserve">***[Action: Wait for all tests to pass]***</w:t>
-      </w:r>
-    </w:p>
-    <w:p>
-      <w:pPr>
-        <w:spacing w:after="80" w:before="80"/>
-      </w:pPr>
-      <w:r>
-        <w:rPr>
-          <w:rFonts w:ascii="Arial" w:cs="Arial" w:eastAsia="Arial" w:hAnsi="Arial"/>
-          <w:sz w:val="22"/>
-          <w:szCs w:val="22"/>
-        </w:rPr>
-        <w:t xml:space="preserve">All seven tests passing. It took---looks like four iterations. Each one got closer because of the persistent memory in AGENTS.md.</w:t>
+        <w:t xml:space="preserve">***[Action: Show prd.json with some stories now showing passes: true]***</w:t>
+      </w:r>
+    </w:p>
+    <w:p>
+      <w:pPr>
+        <w:spacing w:after="80" w:before="80"/>
+      </w:pPr>
+      <w:r>
+        <w:rPr>
+          <w:rFonts w:ascii="Arial" w:cs="Arial" w:eastAsia="Arial" w:hAnsi="Arial"/>
+          <w:sz w:val="22"/>
+          <w:szCs w:val="22"/>
+        </w:rPr>
+        <w:t xml:space="preserve">Look at prd.json now. Stories one and two already show passes true. Ralph is picking off the task list one by one. When every story passes, it outputs a completion signal and the loop exits.</w:t>
       </w:r>
     </w:p>
     <w:p>
@@ -620,85 +633,20 @@
           <w:sz w:val="22"/>
           <w:szCs w:val="22"/>
         </w:rPr>
-        <w:t xml:space="preserve">***[SLIDE: The RALPH Pattern]***</w:t>
-      </w:r>
-    </w:p>
-    <w:p>
-      <w:pPr>
-        <w:spacing w:after="80" w:before="80"/>
-      </w:pPr>
-      <w:r>
-        <w:rPr>
-          <w:rFonts w:ascii="Arial" w:cs="Arial" w:eastAsia="Arial" w:hAnsi="Arial"/>
-          <w:sz w:val="22"/>
-          <w:szCs w:val="22"/>
-        </w:rPr>
-        <w:t xml:space="preserve">Here's the pattern breakdown:</w:t>
-      </w:r>
-    </w:p>
-    <w:p>
-      <w:pPr>
-        <w:spacing w:after="80" w:before="80"/>
-      </w:pPr>
-      <w:r>
-        <w:rPr>
-          <w:rFonts w:ascii="Arial" w:cs="Arial" w:eastAsia="Arial" w:hAnsi="Arial"/>
-          <w:sz w:val="22"/>
-          <w:szCs w:val="22"/>
-        </w:rPr>
-        <w:t xml:space="preserve">Request---read the spec or next task from the task list.</w:t>
-      </w:r>
-    </w:p>
-    <w:p>
-      <w:pPr>
-        <w:spacing w:after="80" w:before="80"/>
-      </w:pPr>
-      <w:r>
-        <w:rPr>
-          <w:rFonts w:ascii="Arial" w:cs="Arial" w:eastAsia="Arial" w:hAnsi="Arial"/>
-          <w:sz w:val="22"/>
-          <w:szCs w:val="22"/>
-        </w:rPr>
-        <w:t xml:space="preserve">Act---implement the solution.</w:t>
-      </w:r>
-    </w:p>
-    <w:p>
-      <w:pPr>
-        <w:spacing w:after="80" w:before="80"/>
-      </w:pPr>
-      <w:r>
-        <w:rPr>
-          <w:rFonts w:ascii="Arial" w:cs="Arial" w:eastAsia="Arial" w:hAnsi="Arial"/>
-          <w:sz w:val="22"/>
-          <w:szCs w:val="22"/>
-        </w:rPr>
-        <w:t xml:space="preserve">Log---run tests, capture results.</w:t>
-      </w:r>
-    </w:p>
-    <w:p>
-      <w:pPr>
-        <w:spacing w:after="80" w:before="80"/>
-      </w:pPr>
-      <w:r>
-        <w:rPr>
-          <w:rFonts w:ascii="Arial" w:cs="Arial" w:eastAsia="Arial" w:hAnsi="Arial"/>
-          <w:sz w:val="22"/>
-          <w:szCs w:val="22"/>
-        </w:rPr>
-        <w:t xml:space="preserve">Persist---write learnings to AGENTS.md.</w:t>
-      </w:r>
-    </w:p>
-    <w:p>
-      <w:pPr>
-        <w:spacing w:after="80" w:before="80"/>
-      </w:pPr>
-      <w:r>
-        <w:rPr>
-          <w:rFonts w:ascii="Arial" w:cs="Arial" w:eastAsia="Arial" w:hAnsi="Arial"/>
-          <w:sz w:val="22"/>
-          <w:szCs w:val="22"/>
-        </w:rPr>
-        <w:t xml:space="preserve">Handle-next---if tests pass, move to the next task. If they fail, loop back to Act with the new knowledge.</w:t>
+        <w:t xml:space="preserve">***[SLIDE: How Ralph Works]***</w:t>
+      </w:r>
+    </w:p>
+    <w:p>
+      <w:pPr>
+        <w:spacing w:after="80" w:before="80"/>
+      </w:pPr>
+      <w:r>
+        <w:rPr>
+          <w:rFonts w:ascii="Arial" w:cs="Arial" w:eastAsia="Arial" w:hAnsi="Arial"/>
+          <w:sz w:val="22"/>
+          <w:szCs w:val="22"/>
+        </w:rPr>
+        <w:t xml:space="preserve">Here’s the loop breakdown. Each iteration, Ralph spawns a fresh AI instance---clean context every time. That instance picks the highest priority story from prd.json, implements it, runs quality checks, commits if they pass, updates prd.json to mark the story done, appends learnings to progress.txt, and exits. Then Ralph spawns a new instance for the next story.</w:t>
       </w:r>
     </w:p>
     <w:p>
@@ -715,33 +663,33 @@
           <w:sz w:val="22"/>
           <w:szCs w:val="22"/>
         </w:rPr>
-        <w:t xml:space="preserve">***[SLIDE: Why AGENTS.md Matters]***</w:t>
-      </w:r>
-    </w:p>
-    <w:p>
-      <w:pPr>
-        <w:spacing w:after="80" w:before="80"/>
-      </w:pPr>
-      <w:r>
-        <w:rPr>
-          <w:rFonts w:ascii="Arial" w:cs="Arial" w:eastAsia="Arial" w:hAnsi="Arial"/>
-          <w:sz w:val="22"/>
-          <w:szCs w:val="22"/>
-        </w:rPr>
-        <w:t xml:space="preserve">The breakthrough here is AGENTS.md. Without it, each iteration starts fresh and Claude might make the same mistakes repeatedly. With it, knowledge compounds. The agent gets smarter with each cycle.</w:t>
-      </w:r>
-    </w:p>
-    <w:p>
-      <w:pPr>
-        <w:spacing w:after="80" w:before="80"/>
-      </w:pPr>
-      <w:r>
-        <w:rPr>
-          <w:rFonts w:ascii="Arial" w:cs="Arial" w:eastAsia="Arial" w:hAnsi="Arial"/>
-          <w:sz w:val="22"/>
-          <w:szCs w:val="22"/>
-        </w:rPr>
-        <w:t xml:space="preserve">This is self-improving AI development. You define the acceptance criteria as tests, give Claude the RALPH pattern, and let it iterate until the criteria are met.</w:t>
+        <w:t xml:space="preserve">***[SLIDE: Why Fresh Context Matters]***</w:t>
+      </w:r>
+    </w:p>
+    <w:p>
+      <w:pPr>
+        <w:spacing w:after="80" w:before="80"/>
+      </w:pPr>
+      <w:r>
+        <w:rPr>
+          <w:rFonts w:ascii="Arial" w:cs="Arial" w:eastAsia="Arial" w:hAnsi="Arial"/>
+          <w:sz w:val="22"/>
+          <w:szCs w:val="22"/>
+        </w:rPr>
+        <w:t xml:space="preserve">The key insight is fresh context per iteration. In a long Claude Code session, the context window fills up and the AI starts losing track of details. Ralph avoids this entirely---each story gets a clean slate. Memory doesn’t live in the context window. It lives in git commits, progress.txt, and prd.json. These persist on disk, so they survive between instances indefinitely.</w:t>
+      </w:r>
+    </w:p>
+    <w:p>
+      <w:pPr>
+        <w:spacing w:after="80" w:before="80"/>
+      </w:pPr>
+      <w:r>
+        <w:rPr>
+          <w:rFonts w:ascii="Arial" w:cs="Arial" w:eastAsia="Arial" w:hAnsi="Arial"/>
+          <w:sz w:val="22"/>
+          <w:szCs w:val="22"/>
+        </w:rPr>
+        <w:t xml:space="preserve">This is autonomous AI development at its best. You define the requirements as a PRD, break them into right-sized stories, and let Ralph iterate until everything passes. You can start it, go get coffee, and come back to a working feature branch.</w:t>
       </w:r>
     </w:p>
     <w:p>
@@ -765,7 +713,7 @@
           <w:sz w:val="22"/>
           <w:szCs w:val="22"/>
         </w:rPr>
-        <w:t xml:space="preserve">Write your tests first, before giving the task to Claude. The tests define what "done" looks like. Without them, the RALPH loop has no exit condition and Claude will iterate forever or stop too early.</w:t>
+        <w:t xml:space="preserve">Size your stories like you’d size pull requests---small and focused. “Add a database column and migration” is right-sized. “Build the entire dashboard” is way too big. If a story is too large for one context window, the AI produces poor code. Split it.</w:t>
       </w:r>
     </w:p>
     <w:sectPr>
